--- a/AntiGubrnator/07. Обращение в Федеральный Суд об одобрении ACT. 244.docx
+++ b/AntiGubrnator/07. Обращение в Федеральный Суд об одобрении ACT. 244.docx
@@ -311,7 +311,7 @@
           <w:i w:val="0"/>
           <w:sz w:val="24"/>
         </w:rPr>
-        <w:t xml:space="preserve"> Пункт «ж» ч. 1 ст. 18 (сотрудник IB для проведения надзора) и вводимый пункт «м» регулируют участие разных органов: IB — подразделение Федерального Расследовательского Бюро, IAD — подразделение внутренних расследований департамента. Обе нормы ограничивают участие одним сотрудником и не запрещают применение друг друга.</w:t>
+        <w:t xml:space="preserve"> Пункт «ж» ч. 1 ст. 18 (сотрудник IB для проведения надзора) и вводимый пункт «м» регулируют участие разных органов: IB — подразделение внутренних расследований ФРБ (ст. 28 Закона о региональных правоохранительных органах), IAD — подразделение самого департамента, ограниченное его территорией и его сотрудниками. Совпадение предмета надзора не означает противоречия норм: обе нормы ограничивают участие одним сотрудником, ни одна не запрещает применение другой и обе допускают одновременное участие. Параллельный надзор прокурора и IB устроен так же.</w:t>
       </w:r>
     </w:p>
     <w:p>
@@ -346,7 +346,7 @@
           <w:i w:val="0"/>
           <w:sz w:val="24"/>
         </w:rPr>
-        <w:t xml:space="preserve"> Норма вводит регулирование, а не отменяет его. Объём полномочий надзорного участника определяется его статусом и ведомственными актами — так же, как для сотрудника IB по пункту «ж» ч. 1 ст. 18. Функции отдела IAD урегулированы уставами LSPD (раздел Internal Affairs Division) и LSCSD (п. 10.1).</w:t>
+        <w:t xml:space="preserve"> Норма вводит регулирование, а не отменяет его. Объём полномочий надзорного участника определяется его статусом и ведомственными актами — так же, как для сотрудника IB по пункту «ж» ч. 1 ст. 18. Функции отдела IAD урегулированы уставами: LSPD — ст. 7 ч. 1 п. «г», ст. 40–41, ст. 49; LSCSD — п. 10.1.</w:t>
       </w:r>
     </w:p>
     <w:p>
@@ -595,7 +595,7 @@
           <w:i w:val="0"/>
           <w:sz w:val="24"/>
         </w:rPr>
-        <w:t>5. Выписки из уставов LSPD (раздел IAD) и LSCSD (п. 10.1).</w:t>
+        <w:t>5. Выписки из уставов: LSPD — ст. 7 ч. 1 п. «г», ст. 49; LSCSD — п. 10.1.</w:t>
       </w:r>
     </w:p>
     <w:p>
